--- a/docs/design/r3-refined/KYNXA_R3_精炼与工程细化版.docx
+++ b/docs/design/r3-refined/KYNXA_R3_精炼与工程细化版.docx
@@ -3363,7 +3363,7 @@
         <w:pStyle w:val="Normal"/>
       </w:pPr>
       <w:r>
-        <w:t xml:space="preserve">KYNXA 负责“用户产品语义”和“长期真相”：Work、Child Work、Conversation、Task、Knowledge、Library、Artifact、Model Management、Resource Scheduler、Remote、Policy。DSH 负责“单个 Agent Session 内如何执行”：模型轮次、工具调用、上下文压缩、subagent、workflow、Web 工具表面。两者通过 SessionBinding 与 Event Bridge 连接。</w:t>
+        <w:t xml:space="preserve">KYNXA 负责“用户产品语义”和“长期真相”：Work、Conversation、Task、Knowledge、Library、Artifact、Model Management、Resource Scheduler、Remote、Policy。DSH 负责“单个 Agent Session 内如何执行”：模型轮次、工具调用、上下文压缩、subagent、workflow、Web 工具表面。两者通过 SessionBinding 与 Event Bridge 连接。</w:t>
       </w:r>
     </w:p>
     <w:p>
@@ -3999,7 +3999,7 @@
         </w:numPr>
       </w:pPr>
       <w:r>
-        <w:t xml:space="preserve">Work 逻辑树与磁盘目录解耦</w:t>
+        <w:t xml:space="preserve">Work 逻辑边界与磁盘目录解耦</w:t>
       </w:r>
     </w:p>
     <w:p>
@@ -4503,7 +4503,7 @@
               <w:pStyle w:val="TableText"/>
             </w:pPr>
             <w:r>
-              <w:t xml:space="preserve">多个 Child Work 移动时循环检测正确</w:t>
+              <w:t xml:space="preserve">多个 Work 并发更新时 revision 冲突可检测</w:t>
             </w:r>
           </w:p>
         </w:tc>
@@ -5062,7 +5062,7 @@
         <w:pStyle w:val="Normal"/>
       </w:pPr>
       <w:r>
-        <w:t xml:space="preserve">Work 是长期容器而非文件夹。左侧在 Work Scope 下显示该 Work 的 Conversation 列表；主体仍是标准对话框。Work Overview 展示目标、最近活动、Tasks、Knowledge、Artifacts、待审批项与模型策略。Child Work 以树形层级展示，但内容访问仍按独立 Scope。</w:t>
+        <w:t xml:space="preserve">Work 是不可嵌套的长期容器而非文件夹。左侧以扁平列表展示 Work，并在选定的 Work Scope 下显示其 Conversation 列表；主体仍是标准对话框。Work Overview 展示目标、最近活动、Tasks、Knowledge、Artifacts、待审批项与模型策略。置顶、归档、标签、搜索和纯展示分组可以辅助整理，但不得形成父子关系或带来权限、知识、状态继承。</w:t>
       </w:r>
     </w:p>
     <w:p>
@@ -6492,7 +6492,7 @@
               <w:pStyle w:val="TableText"/>
             </w:pPr>
             <w:r>
-              <w:t xml:space="preserve">Work Tree</w:t>
+              <w:t xml:space="preserve">Flat Work</w:t>
             </w:r>
           </w:p>
         </w:tc>
@@ -6506,7 +6506,7 @@
               <w:pStyle w:val="TableText"/>
             </w:pPr>
             <w:r>
-              <w:t xml:space="preserve">每个 Work 最多一个 parent_work_id，禁止循环。</w:t>
+              <w:t xml:space="preserve">Work 不可嵌套；每个 Work 是独立 Scope。</w:t>
             </w:r>
           </w:p>
         </w:tc>
@@ -6720,7 +6720,7 @@
         <w:pStyle w:val="Normal"/>
       </w:pPr>
       <w:r>
-        <w:t xml:space="preserve">Work 聚合 Conversation、Task、Knowledge、Artifact、Decision、Memory、ModelPolicy 与 PermissionPolicy。磁盘不跟随逻辑树嵌套移动，避免重命名/移动 Work 引发大规模文件搬迁。父 Work 可聚合元数据，但不得自动继承子 Work 私有知识或 Grant。</w:t>
+        <w:t xml:space="preserve">Work 聚合 Conversation、Task、Knowledge、Artifact、Decision、Memory、ModelPolicy 与 PermissionPolicy。Work 之间不存在父子关系、层级继承或移动操作；磁盘目录与 Work 身份解耦，重命名、归档或调整展示分组不搬迁文件。任何跨 Work 聚合仅是经过授权的查询投影，不改变各自的 Scope、知识或 Grant。</w:t>
       </w:r>
     </w:p>
     <w:p>
@@ -6838,7 +6838,7 @@
         </w:numPr>
       </w:pPr>
       <w:r>
-        <w:t xml:space="preserve">Child Work scope 不串</w:t>
+        <w:t xml:space="preserve">不同 Work 的 scope 不串</w:t>
       </w:r>
     </w:p>
     <w:p>
@@ -7097,7 +7097,7 @@
               <w:pStyle w:val="TableText"/>
             </w:pPr>
             <w:r>
-              <w:t xml:space="preserve">Work/Child Work 长期 Scope</w:t>
+              <w:t xml:space="preserve">扁平且相互独立的 Work 长期 Scope</w:t>
             </w:r>
           </w:p>
         </w:tc>
@@ -7435,7 +7435,7 @@
         </w:numPr>
       </w:pPr>
       <w:r>
-        <w:t xml:space="preserve">Child Work 具有独立 scope，不因父级查看而自动扩权</w:t>
+        <w:t xml:space="preserve">每个 Work 具有独立 scope，展示分组、标签或跨 Work 聚合不得自动扩权</w:t>
       </w:r>
     </w:p>
     <w:p>
@@ -7885,7 +7885,7 @@
               <w:pStyle w:val="TableText"/>
             </w:pPr>
             <w:r>
-              <w:t xml:space="preserve">移动 Child Work 做循环检测</w:t>
+              <w:t xml:space="preserve">不同 Work 的查询、Context 与 Artifact 引用不能跨 scope</w:t>
             </w:r>
           </w:p>
         </w:tc>
@@ -8756,7 +8756,7 @@
       </w:pPr>
       <w:bookmarkStart w:id="115" w:name="section_115"/>
       <w:r>
-        <w:t xml:space="preserve">K.4 Work 树与上下文预算</w:t>
+        <w:t xml:space="preserve">K.4 Work 生命周期与上下文预算</w:t>
       </w:r>
       <w:bookmarkEnd w:id="115"/>
     </w:p>
@@ -8765,7 +8765,7 @@
         <w:pStyle w:val="Normal"/>
       </w:pPr>
       <w:r>
-        <w:t xml:space="preserve">移动 Work 在事务内校验目标父级不等于自身，且目标祖先链不包含当前 Work；并发移动需由同一树写者串行处理。逻辑父子关系不授予内容读取或 Grant 继承。归档限制新任务；删除使用 tombstone，关联审计按独立保留政策保存。</w:t>
+        <w:t xml:space="preserve">Work 不嵌套且不存在父级移动操作。重命名、置顶、标签、展示分组、归档与恢复使用 expected_revision 做条件更新；展示关系不得授予内容读取、知识共享或 Grant 继承。归档限制新任务；删除使用 tombstone，关联审计按独立保留政策保存。</w:t>
       </w:r>
     </w:p>
     <w:p>
@@ -31492,10 +31492,10 @@
         <w:rPr>
           <w:rStyle w:val="CodeInline"/>
         </w:rPr>
-        <w:t xml:space="preserve">work(parent_work_id)</w:t>
-      </w:r>
-      <w:r>
-        <w:t xml:space="preserve"> 形成单父树；</w:t>
+        <w:t xml:space="preserve">work</w:t>
+      </w:r>
+      <w:r>
+        <w:t xml:space="preserve"> 是扁平且独立的 Scope；</w:t>
       </w:r>
       <w:r>
         <w:rPr>
@@ -32562,7 +32562,7 @@
               <w:pStyle w:val="TableText"/>
             </w:pPr>
             <w:r>
-              <w:t xml:space="preserve">Child Work scope 查询隔离</w:t>
+              <w:t xml:space="preserve">不同 Work 的 scope 查询隔离</w:t>
             </w:r>
           </w:p>
         </w:tc>
@@ -32784,7 +32784,7 @@
               <w:pStyle w:val="TableText"/>
             </w:pPr>
             <w:r>
-              <w:t xml:space="preserve">id, parent_id, status, revision, deleted_at</w:t>
+              <w:t xml:space="preserve">id, title, status, revision, deleted_at</w:t>
             </w:r>
           </w:p>
         </w:tc>
@@ -32798,7 +32798,7 @@
               <w:pStyle w:val="TableText"/>
             </w:pPr>
             <w:r>
-              <w:t xml:space="preserve">parent FK；id≠parent；树循环在事务内检查</w:t>
+              <w:t xml:space="preserve">索引(status, updated_at, id)</w:t>
             </w:r>
           </w:p>
         </w:tc>
@@ -33592,7 +33592,7 @@
         <w:pStyle w:val="Normal"/>
       </w:pPr>
       <w:r>
-        <w:t xml:space="preserve">一个活动执行/绑定用部分唯一索引约束明确的活动状态集合，不能只靠 UI 或应用层先查后写。存在未决副作用的旧 execution 会阻止新执行获得相同资源写权限。外键删除默认 RESTRICT，归档、tombstone、审计保留和 GC 各自执行；不可对整棵 Work 树设置无差别级联物理删除。</w:t>
+        <w:t xml:space="preserve">一个活动执行/绑定用部分唯一索引约束明确的活动状态集合，不能只靠 UI 或应用层先查后写。存在未决副作用的旧 execution 会阻止新执行获得相同资源写权限。外键删除默认 RESTRICT，归档、tombstone、审计保留和 GC 各自执行；不可对一个 Work Scope 的全部关联数据设置无差别级联物理删除。</w:t>
       </w:r>
     </w:p>
     <w:p>
@@ -37774,7 +37774,7 @@
               <w:pStyle w:val="TableText"/>
             </w:pPr>
             <w:r>
-              <w:t xml:space="preserve">Child Work / scope</w:t>
+              <w:t xml:space="preserve">扁平 Work / scope</w:t>
             </w:r>
           </w:p>
         </w:tc>
@@ -37788,7 +37788,7 @@
               <w:pStyle w:val="TableText"/>
             </w:pPr>
             <w:r>
-              <w:t xml:space="preserve">无循环；不跨 Work 泄漏</w:t>
+              <w:t xml:space="preserve">不嵌套；不跨 Work 泄漏</w:t>
             </w:r>
           </w:p>
         </w:tc>
